--- a/Ambardar_CV.docx
+++ b/Ambardar_CV.docx
@@ -81,7 +81,7 @@
     <w:p>
       <w:pPr>
         <w:tabs>
-          <w:tab w:val="right" w:pos="9026"/>
+          <w:tab w:val="right" w:pos="10080"/>
         </w:tabs>
         <w:spacing w:after="30" w:before="40"/>
       </w:pPr>
@@ -127,13 +127,13 @@
           <w:sz w:val="22"/>
           <w:szCs w:val="22"/>
         </w:rPr>
-        <w:t xml:space="preserve">Dissertation Committee: Dan Bernhardt (Chair), Alexander Bartik, Jorge Lemus, Lena Song.</w:t>
+        <w:t>Dissertation Committee: Dan Bernhardt (Co-Chair), Lena Song (Co-Chair), Alexander Bartik, Jorge Lemus.</w:t>
       </w:r>
     </w:p>
     <w:p>
       <w:pPr>
         <w:tabs>
-          <w:tab w:val="right" w:pos="9026"/>
+          <w:tab w:val="right" w:pos="10080"/>
         </w:tabs>
         <w:spacing w:after="30" w:before="40"/>
       </w:pPr>
@@ -169,7 +169,7 @@
     <w:p>
       <w:pPr>
         <w:tabs>
-          <w:tab w:val="right" w:pos="9026"/>
+          <w:tab w:val="right" w:pos="10080"/>
         </w:tabs>
         <w:spacing w:after="30" w:before="40"/>
       </w:pPr>
@@ -249,7 +249,7 @@
           <w:sz w:val="22"/>
           <w:szCs w:val="22"/>
         </w:rPr>
-        <w:t xml:space="preserve">Applied Microeconomics, Economic History, Media Economics.</w:t>
+        <w:t>Applied Microeconomics, Economics of Innovation and Technological Change, Firm Behavior and Market Structure.</w:t>
       </w:r>
     </w:p>
     <w:p>
@@ -268,28 +268,27 @@
           <w:sz w:val="22"/>
           <w:szCs w:val="22"/>
         </w:rPr>
-        <w:t xml:space="preserve">JOB MARKET PAPER</w:t>
-      </w:r>
-    </w:p>
-    <w:p>
-      <w:pPr>
-        <w:spacing w:after="30"/>
-      </w:pPr>
-      <w:r>
-        <w:rPr>
-          <w:rFonts w:ascii="Times New Roman" w:cs="Times New Roman" w:eastAsia="Times New Roman" w:hAnsi="Times New Roman"/>
-          <w:i w:val="false"/>
-          <w:iCs w:val="false"/>
-          <w:sz w:val="22"/>
-          <w:szCs w:val="22"/>
-        </w:rPr>
-        <w:t xml:space="preserve">“Disruption Without Destruction: Television Entry and the Reorganization of Commercial Radio.”</w:t>
-      </w:r>
-    </w:p>
-    <w:p>
-      <w:pPr>
-        <w:spacing w:after="60"/>
-        <w:ind w:left="240"/>
+        <w:t>RESEARCH</w:t>
+      </w:r>
+    </w:p>
+    <w:p>
+      <w:pPr>
+        <w:spacing w:after="24"/>
+        <w:ind w:left="360" w:hanging="180"/>
+      </w:pPr>
+      <w:r>
+        <w:rPr>
+          <w:rFonts w:ascii="Times New Roman" w:cs="Times New Roman" w:eastAsia="Times New Roman" w:hAnsi="Times New Roman"/>
+          <w:sz w:val="22"/>
+          <w:szCs w:val="22"/>
+        </w:rPr>
+        <w:t>•  “Why Didn’t Video Kill the Radio Star? Television Entry, Competition, and Adjustment in Radio Markets” (Job Market Paper)</w:t>
+      </w:r>
+    </w:p>
+    <w:p>
+      <w:pPr>
+        <w:spacing w:after="60" w:before="0"/>
+        <w:ind w:left="360"/>
       </w:pPr>
       <w:r>
         <w:rPr>
@@ -299,7 +298,67 @@
           <w:sz w:val="20"/>
           <w:szCs w:val="20"/>
         </w:rPr>
-        <w:t xml:space="preserve">I study how the entry of television reorganized the commercial radio industry, using the FCC’s 1948–1952 television licensing freeze as a natural experiment. Exploiting geographic variation in television entry, I document vertical disintegration in radio as national networks migrated to television: network compensation declined while local advertising revenue rose, with effects heterogeneous by market size.</w:t>
+        <w:t>I study how U.S. radio stations adapted to the arrival of television, using newly assembled station financial records and the FCC’s 1948–1952 freeze on television authorizations. Network revenue fell 31.5 percent and local advertising revenue rose 12.5 percent, with no decline in total revenue.</w:t>
+      </w:r>
+    </w:p>
+    <w:p>
+      <w:pPr>
+        <w:spacing w:after="24"/>
+        <w:ind w:left="360" w:hanging="180"/>
+      </w:pPr>
+      <w:r>
+        <w:rPr>
+          <w:rFonts w:ascii="Times New Roman" w:cs="Times New Roman" w:eastAsia="Times New Roman" w:hAnsi="Times New Roman"/>
+          <w:sz w:val="22"/>
+          <w:szCs w:val="22"/>
+        </w:rPr>
+        <w:t>•  “Spatial Diffusion of Unions: Historical Evidence from the UK” (with Keitaro Ninomiya)</w:t>
+      </w:r>
+    </w:p>
+    <w:p>
+      <w:pPr>
+        <w:spacing w:after="60" w:before="0"/>
+        <w:ind w:left="360"/>
+      </w:pPr>
+      <w:r>
+        <w:rPr>
+          <w:rFonts w:ascii="Times New Roman" w:cs="Times New Roman" w:eastAsia="Times New Roman" w:hAnsi="Times New Roman"/>
+          <w:i/>
+          <w:iCs/>
+          <w:sz w:val="20"/>
+          <w:szCs w:val="20"/>
+        </w:rPr>
+        <w:t>We study whether workplace accidents predicted union formation in 19th-century Britain and whether unionization spread along the railway network, using newly digitized railway records.</w:t>
+      </w:r>
+    </w:p>
+    <w:p>
+      <w:pPr>
+        <w:spacing w:after="24"/>
+        <w:ind w:left="360" w:hanging="180"/>
+      </w:pPr>
+      <w:r>
+        <w:rPr>
+          <w:rFonts w:ascii="Times New Roman" w:cs="Times New Roman" w:eastAsia="Times New Roman" w:hAnsi="Times New Roman"/>
+          <w:sz w:val="22"/>
+          <w:szCs w:val="22"/>
+        </w:rPr>
+        <w:t>•  “Special Economic Zones and Local Economic Development in India”</w:t>
+      </w:r>
+    </w:p>
+    <w:p>
+      <w:pPr>
+        <w:spacing w:after="60" w:before="0"/>
+        <w:ind w:left="360"/>
+      </w:pPr>
+      <w:r>
+        <w:rPr>
+          <w:rFonts w:ascii="Times New Roman" w:cs="Times New Roman" w:eastAsia="Times New Roman" w:hAnsi="Times New Roman"/>
+          <w:i/>
+          <w:iCs/>
+          <w:sz w:val="20"/>
+          <w:szCs w:val="20"/>
+        </w:rPr>
+        <w:t>I use village-level nighttime lights and census data on firms and employment to measure how far the effects of India’s Special Economic Zones extend. Gains are concentrated within 5 km of a zone, with higher manufacturing employment and firm counts in nearby villages.</w:t>
       </w:r>
     </w:p>
     <w:p>
@@ -318,7 +377,7 @@
           <w:sz w:val="22"/>
           <w:szCs w:val="22"/>
         </w:rPr>
-        <w:t xml:space="preserve">WORK IN PROGRESS</w:t>
+        <w:t>WORK IN PROGRESS</w:t>
       </w:r>
     </w:p>
     <w:p>
@@ -332,7 +391,7 @@
           <w:sz w:val="22"/>
           <w:szCs w:val="22"/>
         </w:rPr>
-        <w:t xml:space="preserve">•  “The Diffusion of Workplace Organization: Evidence from Victorian Railways” (with Keitaro Ninomiya). Examines how new forms of workplace organization spread across Britain’s Victorian railways and shaped firm outcomes.</w:t>
+        <w:t>•  “Pricing the Airwaves: Television Entry and Radio Advertising Rates”</w:t>
       </w:r>
     </w:p>
     <w:p>
@@ -346,7 +405,21 @@
           <w:sz w:val="22"/>
           <w:szCs w:val="22"/>
         </w:rPr>
-        <w:t xml:space="preserve">•  “Special Economic Zones and Local Development: Evidence from India.” Studies how India’s Special Economic Zones affected economic development in the areas surrounding them.</w:t>
+        <w:t>•  “Market Size, Competition, and Television Entry: Evidence from the FCC Freeze”</w:t>
+      </w:r>
+    </w:p>
+    <w:p>
+      <w:pPr>
+        <w:spacing w:after="24"/>
+        <w:ind w:left="360" w:hanging="180"/>
+      </w:pPr>
+      <w:r>
+        <w:rPr>
+          <w:rFonts w:ascii="Times New Roman" w:cs="Times New Roman" w:eastAsia="Times New Roman" w:hAnsi="Times New Roman"/>
+          <w:sz w:val="22"/>
+          <w:szCs w:val="22"/>
+        </w:rPr>
+        <w:t>•  “Technological Disruption and the Geography of Firm Entry: Evidence from Radio and Television”</w:t>
       </w:r>
     </w:p>
     <w:p>
@@ -371,7 +444,7 @@
     <w:p>
       <w:pPr>
         <w:tabs>
-          <w:tab w:val="right" w:pos="9026"/>
+          <w:tab w:val="right" w:pos="10080"/>
         </w:tabs>
         <w:spacing w:after="30" w:before="40"/>
       </w:pPr>
@@ -406,24 +479,50 @@
     </w:p>
     <w:p>
       <w:pPr>
-        <w:spacing w:after="30"/>
-        <w:ind w:left="240"/>
-      </w:pPr>
-      <w:r>
-        <w:rPr>
-          <w:rFonts w:ascii="Times New Roman" w:cs="Times New Roman" w:eastAsia="Times New Roman" w:hAnsi="Times New Roman"/>
-          <w:i w:val="false"/>
-          <w:iCs w:val="false"/>
-          <w:sz w:val="22"/>
-          <w:szCs w:val="22"/>
-        </w:rPr>
-        <w:t xml:space="preserve">Built large-scale firm-level panels from unstructured archival records using Python and AI-assisted extraction; conducted econometric analysis in Stata.</w:t>
+        <w:spacing w:after="16"/>
+        <w:ind w:left="360" w:hanging="180"/>
+      </w:pPr>
+      <w:r>
+        <w:rPr>
+          <w:rFonts w:ascii="Times New Roman" w:cs="Times New Roman" w:eastAsia="Times New Roman" w:hAnsi="Times New Roman"/>
+          <w:sz w:val="20"/>
+          <w:szCs w:val="20"/>
+        </w:rPr>
+        <w:t>•  Built firm-level panel datasets (~29,000 observations) from unstructured historical financial reports using automated Python pipelines (Azure Document Intelligence, LLM APIs), cutting manual processing by over 80%.</w:t>
+      </w:r>
+    </w:p>
+    <w:p>
+      <w:pPr>
+        <w:spacing w:after="16"/>
+        <w:ind w:left="360" w:hanging="180"/>
+      </w:pPr>
+      <w:r>
+        <w:rPr>
+          <w:rFonts w:ascii="Times New Roman" w:cs="Times New Roman" w:eastAsia="Times New Roman" w:hAnsi="Times New Roman"/>
+          <w:sz w:val="20"/>
+          <w:szCs w:val="20"/>
+        </w:rPr>
+        <w:t>•  Ran relevant econometric analyses in Stata (DiD, IV, panel regressions).</w:t>
+      </w:r>
+    </w:p>
+    <w:p>
+      <w:pPr>
+        <w:spacing w:after="16"/>
+        <w:ind w:left="360" w:hanging="180"/>
+      </w:pPr>
+      <w:r>
+        <w:rPr>
+          <w:rFonts w:ascii="Times New Roman" w:cs="Times New Roman" w:eastAsia="Times New Roman" w:hAnsi="Times New Roman"/>
+          <w:sz w:val="20"/>
+          <w:szCs w:val="20"/>
+        </w:rPr>
+        <w:t>•  Led three undergraduate research assistants across project workstreams, including digitizing new data and running validation checks on raw data.</w:t>
       </w:r>
     </w:p>
     <w:p>
       <w:pPr>
         <w:tabs>
-          <w:tab w:val="right" w:pos="9026"/>
+          <w:tab w:val="right" w:pos="10080"/>
         </w:tabs>
         <w:spacing w:after="30" w:before="40"/>
       </w:pPr>
@@ -458,24 +557,51 @@
     </w:p>
     <w:p>
       <w:pPr>
-        <w:spacing w:after="30"/>
-        <w:ind w:left="240"/>
-      </w:pPr>
-      <w:r>
-        <w:rPr>
-          <w:rFonts w:ascii="Times New Roman" w:cs="Times New Roman" w:eastAsia="Times New Roman" w:hAnsi="Times New Roman"/>
-          <w:i w:val="false"/>
-          <w:iCs w:val="false"/>
-          <w:sz w:val="22"/>
-          <w:szCs w:val="22"/>
-        </w:rPr>
-        <w:t xml:space="preserve">Built quasi-experimental cost-benefit models estimating the causal impact of algorithmic regulation; findings incorporated into official regulatory documents.</w:t>
-      </w:r>
-    </w:p>
-    <w:p>
-      <w:pPr>
+        <w:spacing w:after="16"/>
+        <w:ind w:left="360" w:hanging="180"/>
+      </w:pPr>
+      <w:r>
+        <w:rPr>
+          <w:rFonts w:ascii="Times New Roman" w:cs="Times New Roman" w:eastAsia="Times New Roman" w:hAnsi="Times New Roman"/>
+          <w:sz w:val="20"/>
+          <w:szCs w:val="20"/>
+        </w:rPr>
+        <w:t>•  Retained with Lena Song to independently verify a quasi-experimental cost-benefit analysis of algorithmic content regulation affecting 500,000+ New York minors, assessing its methodology and the calibration of treatment effects from RCTs to state demographics and platform heterogeneity.</w:t>
+      </w:r>
+    </w:p>
+    <w:p>
+      <w:pPr>
+        <w:spacing w:after="16"/>
+        <w:ind w:left="360" w:hanging="180"/>
+      </w:pPr>
+      <w:r>
+        <w:rPr>
+          <w:rFonts w:ascii="Times New Roman" w:cs="Times New Roman" w:eastAsia="Times New Roman" w:hAnsi="Times New Roman"/>
+          <w:sz w:val="20"/>
+          <w:szCs w:val="20"/>
+        </w:rPr>
+        <w:t>•  Verified impact projections that were incorporated into official regulatory documents.</w:t>
+      </w:r>
+    </w:p>
+    <w:p>
+      <w:pPr>
+        <w:spacing w:after="16"/>
+        <w:ind w:left="360" w:hanging="180"/>
+      </w:pPr>
+      <w:r>
+        <w:rPr>
+          <w:rFonts w:ascii="Times New Roman" w:cs="Times New Roman" w:eastAsia="Times New Roman" w:hAnsi="Times New Roman"/>
+          <w:sz w:val="20"/>
+          <w:szCs w:val="20"/>
+        </w:rPr>
+        <w:t>•  Presented findings and risk analysis to senior Attorney General’s Office leadership and non-technical stakeholders.</w:t>
+      </w:r>
+    </w:p>
+    <w:p>
+      <w:pPr>
+        <w:keepNext/>
         <w:tabs>
-          <w:tab w:val="right" w:pos="9026"/>
+          <w:tab w:val="right" w:pos="10080"/>
         </w:tabs>
         <w:spacing w:after="30" w:before="40"/>
       </w:pPr>
@@ -510,18 +636,46 @@
     </w:p>
     <w:p>
       <w:pPr>
-        <w:spacing w:after="30"/>
-        <w:ind w:left="240"/>
-      </w:pPr>
-      <w:r>
-        <w:rPr>
-          <w:rFonts w:ascii="Times New Roman" w:cs="Times New Roman" w:eastAsia="Times New Roman" w:hAnsi="Times New Roman"/>
-          <w:i w:val="false"/>
-          <w:iCs w:val="false"/>
-          <w:sz w:val="22"/>
-          <w:szCs w:val="22"/>
-        </w:rPr>
-        <w:t xml:space="preserve">Demand-elasticity and market-share forecasting across a national portfolio.</w:t>
+        <w:keepNext/>
+        <w:spacing w:after="16"/>
+        <w:ind w:left="360" w:hanging="180"/>
+      </w:pPr>
+      <w:r>
+        <w:rPr>
+          <w:rFonts w:ascii="Times New Roman" w:cs="Times New Roman" w:eastAsia="Times New Roman" w:hAnsi="Times New Roman"/>
+          <w:sz w:val="20"/>
+          <w:szCs w:val="20"/>
+        </w:rPr>
+        <w:t>•  Modeled consumer purchasing patterns and built market-share forecasts across a national salty snack portfolio.</w:t>
+      </w:r>
+    </w:p>
+    <w:p>
+      <w:pPr>
+        <w:keepNext/>
+        <w:spacing w:after="16"/>
+        <w:ind w:left="360" w:hanging="180"/>
+      </w:pPr>
+      <w:r>
+        <w:rPr>
+          <w:rFonts w:ascii="Times New Roman" w:cs="Times New Roman" w:eastAsia="Times New Roman" w:hAnsi="Times New Roman"/>
+          <w:sz w:val="20"/>
+          <w:szCs w:val="20"/>
+        </w:rPr>
+        <w:t>•  Estimated demand elasticities for PepsiCo and rival product lines to identify pricing opportunities and risks.</w:t>
+      </w:r>
+    </w:p>
+    <w:p>
+      <w:pPr>
+        <w:spacing w:after="16"/>
+        <w:ind w:left="360" w:hanging="180"/>
+      </w:pPr>
+      <w:r>
+        <w:rPr>
+          <w:rFonts w:ascii="Times New Roman" w:cs="Times New Roman" w:eastAsia="Times New Roman" w:hAnsi="Times New Roman"/>
+          <w:sz w:val="20"/>
+          <w:szCs w:val="20"/>
+        </w:rPr>
+        <w:t>•  Maintained analytical databases and produced executive-ready reports on market trends and strategic implications.</w:t>
       </w:r>
     </w:p>
     <w:p>
@@ -546,7 +700,7 @@
     <w:p>
       <w:pPr>
         <w:tabs>
-          <w:tab w:val="right" w:pos="9026"/>
+          <w:tab w:val="right" w:pos="10080"/>
         </w:tabs>
         <w:spacing w:after="26" w:before="90"/>
       </w:pPr>
@@ -601,6 +755,7 @@
     </w:p>
     <w:p>
       <w:pPr>
+        <w:keepNext/>
         <w:spacing w:after="16"/>
         <w:ind w:left="360" w:hanging="180"/>
       </w:pPr>
@@ -638,7 +793,7 @@
     <w:p>
       <w:pPr>
         <w:tabs>
-          <w:tab w:val="right" w:pos="9026"/>
+          <w:tab w:val="right" w:pos="10080"/>
         </w:tabs>
         <w:spacing w:after="26" w:before="90"/>
       </w:pPr>
@@ -785,7 +940,7 @@
     <w:p>
       <w:pPr>
         <w:tabs>
-          <w:tab w:val="right" w:pos="9026"/>
+          <w:tab w:val="right" w:pos="10080"/>
         </w:tabs>
         <w:spacing w:after="24" w:before="20"/>
       </w:pPr>
@@ -795,7 +950,7 @@
           <w:sz w:val="22"/>
           <w:szCs w:val="22"/>
         </w:rPr>
-        <w:t xml:space="preserve">1.  Bridge to BCG, Boston Consulting Group (selected)</w:t>
+        <w:t>1.  Bridge to BCG, Boston Consulting Group</w:t>
       </w:r>
       <w:r>
         <w:rPr>
@@ -805,13 +960,14 @@
           <w:sz w:val="22"/>
           <w:szCs w:val="22"/>
         </w:rPr>
-        <w:t xml:space="preserve">	2026</w:t>
+        <w:tab/>
+        <w:t>2026, Boston Consulting Group</w:t>
       </w:r>
     </w:p>
     <w:p>
       <w:pPr>
         <w:tabs>
-          <w:tab w:val="right" w:pos="9026"/>
+          <w:tab w:val="right" w:pos="10080"/>
         </w:tabs>
         <w:spacing w:after="24" w:before="20"/>
       </w:pPr>
@@ -831,13 +987,14 @@
           <w:sz w:val="22"/>
           <w:szCs w:val="22"/>
         </w:rPr>
-        <w:t xml:space="preserve">	University of Illinois</w:t>
+        <w:tab/>
+        <w:t>2024, University of Illinois</w:t>
       </w:r>
     </w:p>
     <w:p>
       <w:pPr>
         <w:tabs>
-          <w:tab w:val="right" w:pos="9026"/>
+          <w:tab w:val="right" w:pos="10080"/>
         </w:tabs>
         <w:spacing w:after="24" w:before="20"/>
       </w:pPr>
@@ -857,13 +1014,14 @@
           <w:sz w:val="22"/>
           <w:szCs w:val="22"/>
         </w:rPr>
-        <w:t xml:space="preserve">	University of Illinois</w:t>
+        <w:tab/>
+        <w:t>2023, University of Illinois</w:t>
       </w:r>
     </w:p>
     <w:p>
       <w:pPr>
         <w:tabs>
-          <w:tab w:val="right" w:pos="9026"/>
+          <w:tab w:val="right" w:pos="10080"/>
         </w:tabs>
         <w:spacing w:after="24" w:before="20"/>
       </w:pPr>
@@ -883,13 +1041,14 @@
           <w:sz w:val="22"/>
           <w:szCs w:val="22"/>
         </w:rPr>
-        <w:t xml:space="preserve">	Beloit College</w:t>
+        <w:tab/>
+        <w:t>2021, Beloit College</w:t>
       </w:r>
     </w:p>
     <w:p>
       <w:pPr>
         <w:tabs>
-          <w:tab w:val="right" w:pos="9026"/>
+          <w:tab w:val="right" w:pos="10080"/>
         </w:tabs>
         <w:spacing w:after="24" w:before="20"/>
       </w:pPr>
@@ -909,13 +1068,14 @@
           <w:sz w:val="22"/>
           <w:szCs w:val="22"/>
         </w:rPr>
-        <w:t xml:space="preserve">	Beloit College</w:t>
+        <w:tab/>
+        <w:t>2019, Beloit College</w:t>
       </w:r>
     </w:p>
     <w:p>
       <w:pPr>
         <w:tabs>
-          <w:tab w:val="right" w:pos="9026"/>
+          <w:tab w:val="right" w:pos="10080"/>
         </w:tabs>
         <w:spacing w:after="24" w:before="20"/>
       </w:pPr>
@@ -935,13 +1095,14 @@
           <w:sz w:val="22"/>
           <w:szCs w:val="22"/>
         </w:rPr>
-        <w:t xml:space="preserve">	Beloit College</w:t>
+        <w:tab/>
+        <w:t>2018, Beloit College</w:t>
       </w:r>
     </w:p>
     <w:p>
       <w:pPr>
         <w:tabs>
-          <w:tab w:val="right" w:pos="9026"/>
+          <w:tab w:val="right" w:pos="10080"/>
         </w:tabs>
         <w:spacing w:after="24" w:before="20"/>
       </w:pPr>
@@ -961,7 +1122,8 @@
           <w:sz w:val="22"/>
           <w:szCs w:val="22"/>
         </w:rPr>
-        <w:t xml:space="preserve">	Beloit College</w:t>
+        <w:tab/>
+        <w:t>2017–2021, Beloit College</w:t>
       </w:r>
     </w:p>
     <w:p>
@@ -986,7 +1148,7 @@
     <w:p>
       <w:pPr>
         <w:tabs>
-          <w:tab w:val="right" w:pos="9026"/>
+          <w:tab w:val="right" w:pos="10080"/>
         </w:tabs>
         <w:spacing w:after="24" w:before="20"/>
       </w:pPr>
@@ -996,7 +1158,7 @@
           <w:sz w:val="22"/>
           <w:szCs w:val="22"/>
         </w:rPr>
-        <w:t xml:space="preserve">1.  Applied Microeconomics Research Seminar, University of Illinois (7 presentations).</w:t>
+        <w:t>1.  Applied Microeconomics Research Seminar, University of Illinois (8 presentations).</w:t>
       </w:r>
       <w:r>
         <w:rPr>
@@ -1012,7 +1174,7 @@
     <w:p>
       <w:pPr>
         <w:tabs>
-          <w:tab w:val="right" w:pos="9026"/>
+          <w:tab w:val="right" w:pos="10080"/>
         </w:tabs>
         <w:spacing w:after="24" w:before="20"/>
       </w:pPr>
@@ -1066,12 +1228,12 @@
           <w:sz w:val="22"/>
           <w:szCs w:val="22"/>
         </w:rPr>
-        <w:t xml:space="preserve">Reviewer, Midwest International Economic Development Conference (2025).</w:t>
-      </w:r>
-    </w:p>
-    <w:p>
-      <w:pPr>
-        <w:spacing w:after="30"/>
+        <w:t>Secretary, Illini Glider Club. FAA private glider pilot certificate (in progress).</w:t>
+      </w:r>
+    </w:p>
+    <w:p>
+      <w:pPr>
+        <w:spacing w:after="24"/>
       </w:pPr>
       <w:r>
         <w:rPr>
@@ -1081,7 +1243,22 @@
           <w:sz w:val="22"/>
           <w:szCs w:val="22"/>
         </w:rPr>
-        <w:t xml:space="preserve">Secretary, Illini Glider Club. FAA private glider pilot certificate (in progress).</w:t>
+        <w:t>Member, Students Advising on Graduate Education (SAGE), University of Illinois (2026).</w:t>
+      </w:r>
+    </w:p>
+    <w:p>
+      <w:pPr>
+        <w:spacing w:after="30"/>
+      </w:pPr>
+      <w:r>
+        <w:rPr>
+          <w:rFonts w:ascii="Times New Roman" w:cs="Times New Roman" w:eastAsia="Times New Roman" w:hAnsi="Times New Roman"/>
+          <w:i w:val="false"/>
+          <w:iCs w:val="false"/>
+          <w:sz w:val="22"/>
+          <w:szCs w:val="22"/>
+        </w:rPr>
+        <w:t>Reviewer, Midwest International Economic Development Conference (2025).</w:t>
       </w:r>
     </w:p>
     <w:p>
@@ -1148,7 +1325,7 @@
                 <w:sz w:val="20"/>
                 <w:szCs w:val="20"/>
               </w:rPr>
-              <w:t xml:space="preserve">Dan Bernhardt (Chair)</w:t>
+              <w:t xml:space="preserve">Dan Bernhardt (Co-Chair)</w:t>
             </w:r>
           </w:p>
           <w:p>
@@ -1199,6 +1376,87 @@
             </w:hyperlink>
           </w:p>
         </w:tc>
+        <w:tc>
+          <w:tcPr>
+            <w:tcW w:type="pct" w:w="50%"/>
+            <w:tcBorders>
+              <w:top w:val="none" w:color="FFFFFF" w:sz="0"/>
+              <w:left w:val="none" w:color="FFFFFF" w:sz="0"/>
+              <w:bottom w:val="none" w:color="FFFFFF" w:sz="0"/>
+              <w:right w:val="none" w:color="FFFFFF" w:sz="0"/>
+            </w:tcBorders>
+            <w:tcMar>
+              <w:top w:type="dxa" w:w="40"/>
+              <w:left w:type="dxa" w:w="0"/>
+              <w:bottom w:type="dxa" w:w="140"/>
+              <w:right w:type="dxa" w:w="140"/>
+            </w:tcMar>
+          </w:tcPr>
+          <w:p>
+            <w:pPr>
+              <w:spacing w:after="8"/>
+            </w:pPr>
+            <w:r>
+              <w:rPr>
+                <w:rFonts w:ascii="Times New Roman" w:cs="Times New Roman" w:eastAsia="Times New Roman" w:hAnsi="Times New Roman"/>
+                <w:b/>
+                <w:bCs/>
+                <w:sz w:val="20"/>
+                <w:szCs w:val="20"/>
+              </w:rPr>
+              <w:t xml:space="preserve">Lena Song (Co-Chair)</w:t>
+            </w:r>
+          </w:p>
+          <w:p>
+            <w:pPr>
+              <w:spacing w:after="8"/>
+            </w:pPr>
+            <w:r>
+              <w:rPr>
+                <w:rFonts w:ascii="Times New Roman" w:cs="Times New Roman" w:eastAsia="Times New Roman" w:hAnsi="Times New Roman"/>
+                <w:b w:val="false"/>
+                <w:bCs w:val="false"/>
+                <w:sz w:val="20"/>
+                <w:szCs w:val="20"/>
+              </w:rPr>
+              <w:t xml:space="preserve">Assistant Professor of Economics</w:t>
+            </w:r>
+          </w:p>
+          <w:p>
+            <w:pPr>
+              <w:spacing w:after="8"/>
+            </w:pPr>
+            <w:r>
+              <w:rPr>
+                <w:rFonts w:ascii="Times New Roman" w:cs="Times New Roman" w:eastAsia="Times New Roman" w:hAnsi="Times New Roman"/>
+                <w:b w:val="false"/>
+                <w:bCs w:val="false"/>
+                <w:sz w:val="20"/>
+                <w:szCs w:val="20"/>
+              </w:rPr>
+              <w:t xml:space="preserve">University of Illinois Urbana-Champaign</w:t>
+            </w:r>
+          </w:p>
+          <w:p>
+            <w:pPr>
+              <w:spacing w:after="8"/>
+            </w:pPr>
+            <w:hyperlink w:history="1" r:id="rIdcxtdhsnupflfv8trucf1i">
+              <w:r>
+                <w:rPr>
+                  <w:rFonts w:ascii="Times New Roman" w:cs="Times New Roman" w:eastAsia="Times New Roman" w:hAnsi="Times New Roman"/>
+                  <w:color w:val="13294B"/>
+                  <w:sz w:val="20"/>
+                  <w:szCs w:val="20"/>
+                  <w:u w:val="single"/>
+                </w:rPr>
+                <w:t xml:space="preserve">lenasong@illinois.edu</w:t>
+              </w:r>
+            </w:hyperlink>
+          </w:p>
+        </w:tc>
+      </w:tr>
+      <w:tr>
         <w:tc>
           <w:tcPr>
             <w:tcW w:type="pct" w:w="50%"/>
@@ -1278,8 +1536,6 @@
             </w:hyperlink>
           </w:p>
         </w:tc>
-      </w:tr>
-      <w:tr>
         <w:tc>
           <w:tcPr>
             <w:tcW w:type="pct" w:w="50%"/>
@@ -1359,87 +1615,17 @@
             </w:hyperlink>
           </w:p>
         </w:tc>
-        <w:tc>
-          <w:tcPr>
-            <w:tcW w:type="pct" w:w="50%"/>
-            <w:tcBorders>
-              <w:top w:val="none" w:color="FFFFFF" w:sz="0"/>
-              <w:left w:val="none" w:color="FFFFFF" w:sz="0"/>
-              <w:bottom w:val="none" w:color="FFFFFF" w:sz="0"/>
-              <w:right w:val="none" w:color="FFFFFF" w:sz="0"/>
-            </w:tcBorders>
-            <w:tcMar>
-              <w:top w:type="dxa" w:w="40"/>
-              <w:left w:type="dxa" w:w="0"/>
-              <w:bottom w:type="dxa" w:w="140"/>
-              <w:right w:type="dxa" w:w="140"/>
-            </w:tcMar>
-          </w:tcPr>
-          <w:p>
-            <w:pPr>
-              <w:spacing w:after="8"/>
-            </w:pPr>
-            <w:r>
-              <w:rPr>
-                <w:rFonts w:ascii="Times New Roman" w:cs="Times New Roman" w:eastAsia="Times New Roman" w:hAnsi="Times New Roman"/>
-                <w:b/>
-                <w:bCs/>
-                <w:sz w:val="20"/>
-                <w:szCs w:val="20"/>
-              </w:rPr>
-              <w:t xml:space="preserve">Lena Song</w:t>
-            </w:r>
-          </w:p>
-          <w:p>
-            <w:pPr>
-              <w:spacing w:after="8"/>
-            </w:pPr>
-            <w:r>
-              <w:rPr>
-                <w:rFonts w:ascii="Times New Roman" w:cs="Times New Roman" w:eastAsia="Times New Roman" w:hAnsi="Times New Roman"/>
-                <w:b w:val="false"/>
-                <w:bCs w:val="false"/>
-                <w:sz w:val="20"/>
-                <w:szCs w:val="20"/>
-              </w:rPr>
-              <w:t xml:space="preserve">Assistant Professor of Economics</w:t>
-            </w:r>
-          </w:p>
-          <w:p>
-            <w:pPr>
-              <w:spacing w:after="8"/>
-            </w:pPr>
-            <w:r>
-              <w:rPr>
-                <w:rFonts w:ascii="Times New Roman" w:cs="Times New Roman" w:eastAsia="Times New Roman" w:hAnsi="Times New Roman"/>
-                <w:b w:val="false"/>
-                <w:bCs w:val="false"/>
-                <w:sz w:val="20"/>
-                <w:szCs w:val="20"/>
-              </w:rPr>
-              <w:t xml:space="preserve">University of Illinois Urbana-Champaign</w:t>
-            </w:r>
-          </w:p>
-          <w:p>
-            <w:pPr>
-              <w:spacing w:after="8"/>
-            </w:pPr>
-            <w:hyperlink w:history="1" r:id="rIdcxtdhsnupflfv8trucf1i">
-              <w:r>
-                <w:rPr>
-                  <w:rFonts w:ascii="Times New Roman" w:cs="Times New Roman" w:eastAsia="Times New Roman" w:hAnsi="Times New Roman"/>
-                  <w:color w:val="13294B"/>
-                  <w:sz w:val="20"/>
-                  <w:szCs w:val="20"/>
-                  <w:u w:val="single"/>
-                </w:rPr>
-                <w:t xml:space="preserve">lenasong@illinois.edu</w:t>
-              </w:r>
-            </w:hyperlink>
-          </w:p>
-        </w:tc>
       </w:tr>
     </w:tbl>
+    <w:p>
+      <w:pPr>
+        <w:spacing w:before="0" w:after="0" w:line="20" w:lineRule="exact"/>
+        <w:rPr>
+          <w:sz w:val="2"/>
+          <w:szCs w:val="2"/>
+        </w:rPr>
+      </w:pPr>
+    </w:p>
     <w:sectPr>
       <w:footerReference w:type="default" r:id="rId7"/>
       <w:pgSz w:w="12240" w:h="15840" w:orient="portrait"/>

--- a/Ambardar_CV.docx
+++ b/Ambardar_CV.docx
@@ -765,7 +765,7 @@
           <w:sz w:val="20"/>
           <w:szCs w:val="20"/>
         </w:rPr>
-        <w:t xml:space="preserve">•  Teaching Assistant, Microeconomics Theory (ECON 500), M.S. in Policy Economics (MSPE) — Fall 2022</w:t>
+        <w:t>•  Assistant Instructor, Microeconomics Theory (ECON 500), M.S. in Policy Economics (MSPE) — Fall 2022</w:t>
       </w:r>
     </w:p>
     <w:p>
@@ -988,7 +988,7 @@
           <w:szCs w:val="22"/>
         </w:rPr>
         <w:tab/>
-        <w:t>2024, University of Illinois</w:t>
+        <w:t>2025, University of Illinois</w:t>
       </w:r>
     </w:p>
     <w:p>

--- a/Ambardar_CV.docx
+++ b/Ambardar_CV.docx
@@ -420,6 +420,20 @@
           <w:szCs w:val="22"/>
         </w:rPr>
         <w:t>•  “Technological Disruption and the Geography of Firm Entry: Evidence from Radio and Television”</w:t>
+      </w:r>
+    </w:p>
+    <w:p>
+      <w:pPr>
+        <w:spacing w:after="24"/>
+        <w:ind w:left="360" w:hanging="180"/>
+      </w:pPr>
+      <w:r>
+        <w:rPr>
+          <w:rFonts w:ascii="Times New Roman" w:cs="Times New Roman" w:eastAsia="Times New Roman" w:hAnsi="Times New Roman"/>
+          <w:sz w:val="22"/>
+          <w:szCs w:val="22"/>
+        </w:rPr>
+        <w:t>•  “When Unionized Workers Arrive: Employer Responses and Workplace Outcomes”</w:t>
       </w:r>
     </w:p>
     <w:p>

--- a/Ambardar_CV.docx
+++ b/Ambardar_CV.docx
@@ -406,20 +406,6 @@
           <w:szCs w:val="22"/>
         </w:rPr>
         <w:t>•  “Market Size, Competition, and Television Entry: Evidence from the FCC Freeze”</w:t>
-      </w:r>
-    </w:p>
-    <w:p>
-      <w:pPr>
-        <w:spacing w:after="24"/>
-        <w:ind w:left="360" w:hanging="180"/>
-      </w:pPr>
-      <w:r>
-        <w:rPr>
-          <w:rFonts w:ascii="Times New Roman" w:cs="Times New Roman" w:eastAsia="Times New Roman" w:hAnsi="Times New Roman"/>
-          <w:sz w:val="22"/>
-          <w:szCs w:val="22"/>
-        </w:rPr>
-        <w:t>•  “Technological Disruption and the Geography of Firm Entry: Evidence from Radio and Television”</w:t>
       </w:r>
     </w:p>
     <w:p>
